--- a/Petições/Penhora/Bloqueio cartões de crédito e suspensão CNH.docx
+++ b/Petições/Penhora/Bloqueio cartões de crédito e suspensão CNH.docx
@@ -330,7 +330,31 @@
           <w:szCs w:val="22"/>
           <w:highlight w:val="yellow"/>
         </w:rPr>
-        <w:t>(réu ou réus)</w:t>
+        <w:t>(</w:t>
+      </w:r>
+      <w:r>
+        <w:rPr>
+          <w:rFonts w:ascii="Calibri" w:hAnsi="Calibri" w:cs="Calibri,Bold"/>
+          <w:b/>
+          <w:bCs/>
+          <w:color w:val="000000"/>
+          <w:sz w:val="24"/>
+          <w:szCs w:val="22"/>
+          <w:highlight w:val="yellow"/>
+        </w:rPr>
+        <w:t xml:space="preserve">ré ou rés ou </w:t>
+      </w:r>
+      <w:r>
+        <w:rPr>
+          <w:rFonts w:ascii="Calibri" w:hAnsi="Calibri" w:cs="Calibri,Bold"/>
+          <w:b/>
+          <w:bCs/>
+          <w:color w:val="000000"/>
+          <w:sz w:val="24"/>
+          <w:szCs w:val="22"/>
+          <w:highlight w:val="yellow"/>
+        </w:rPr>
+        <w:t>réu ou réus)</w:t>
       </w:r>
       <w:r>
         <w:rPr>
@@ -677,40 +701,49 @@
           <w:sz w:val="20"/>
           <w:szCs w:val="20"/>
         </w:rPr>
-        <w:t xml:space="preserve">, devendo a questão ser, pois, enfrentada pelas vias recursais próprias. Precedentes. 5. A medida de restrição de saída do país sem prévia garantia da execução tem o condão, por outro lado, - ainda que de forma potencial - de ameaçar de forma direta e imediata o direito de ir e vir do paciente, pois lhe impede, durante o tempo em que vigente, de se locomover para onde bem entender. 6. O processo civil moderno é informado pelo princípio da instrumentalidade das formas, sendo o processo considerado um meio para a realização de direitos que deve ser capaz de entregar às partes resultados idênticos aos que decorreriam do cumprimento natural e espontâneo das normas jurídicas. 7. O CPC/15 emprestou novas cores ao princípio da instrumentalidade, ao prever o direito das partes de obterem, em prazo razoável, a resolução integral do litígio, inclusive com a atividade satisfativa, o que foi instrumentalizado por meio dos princípios da boa-fé processual e da cooperação (arts. 4º, 5º e 6º do CPC), que também atuam na tutela executiva. 8. O princípio da boa-fé processual impõe aos envolvidos na relação jurídica processual deveres de conduta, relacionados à noção de ordem pública e à de função social de qualquer bem ou atividade jurídica. 9. O princípio da cooperação é desdobramento do princípio da boa-fé processual, que consagrou a superação do modelo adversarial vigente no modelo do anterior CPC, impondo aos litigantes e ao juiz a busca da solução integral, harmônica, pacífica e que melhor atenda aos interesses dos litigantes. 10. Uma das materializações expressas do dever de cooperação está no art. 805, parágrafo único, do CPC/15, a exigir do executado que alegue violação ao princípio da menor onerosidade a proposta de meio executivo menos gravoso e mais eficaz à satisfação do direito do exequente. 11. O juiz também tem atribuições ativas para a concretização da razoável duração do processo, a entrega do direito executado àquela parte cuja titularidade é reconhecida no título executivo e a garantia do devido processo legal para exequente e o executado, pois deve resolver de forma plena o conflito de interesses. 12. </w:t>
-      </w:r>
-      <w:r>
-        <w:rPr>
-          <w:rFonts w:ascii="Calibri" w:hAnsi="Calibri" w:cs="Calibri"/>
-          <w:b/>
+        <w:t xml:space="preserve">, devendo a questão ser, pois, enfrentada pelas vias recursais próprias. Precedentes. 5. A medida de restrição de saída do país sem prévia garantia da execução tem o condão, por outro lado, - ainda que de forma potencial - de ameaçar de forma direta e imediata o direito de ir e vir do paciente, pois lhe impede, durante o tempo em que vigente, de se locomover para onde bem entender. 6. O processo civil moderno é informado pelo princípio da instrumentalidade das formas, sendo o processo considerado um meio para a realização de direitos que deve ser capaz de entregar às partes resultados idênticos aos que decorreriam do cumprimento natural e espontâneo das normas jurídicas. 7. O CPC/15 emprestou novas cores ao princípio da instrumentalidade, ao prever o direito das partes de obterem, em prazo razoável, a resolução integral do litígio, inclusive com a atividade satisfativa, o que foi instrumentalizado por meio dos princípios da boa-fé processual e da cooperação (arts. 4º, 5º e 6º do CPC), que também atuam na tutela executiva. 8. O princípio da boa-fé processual impõe aos envolvidos na relação jurídica processual deveres de conduta, relacionados à noção de ordem pública e à de função social de qualquer bem ou atividade jurídica. 9. O princípio da cooperação é desdobramento do princípio da boa-fé processual, que consagrou a superação do modelo adversarial vigente no modelo do anterior CPC, impondo aos litigantes e ao juiz a busca da solução </w:t>
+      </w:r>
+      <w:r>
+        <w:rPr>
+          <w:rFonts w:ascii="Calibri" w:hAnsi="Calibri" w:cs="Calibri"/>
           <w:sz w:val="20"/>
           <w:szCs w:val="20"/>
         </w:rPr>
-        <w:t xml:space="preserve">Pode o magistrado, assim, em vista do princípio da atipicidade dos meios executivos, adotar medidas coercitivas indiretas para induzir o executado a, de forma voluntária, ainda que não espontânea, cumprir com o direito que lhe é exigido. </w:t>
-      </w:r>
-      <w:r>
-        <w:rPr>
-          <w:rFonts w:ascii="Calibri" w:hAnsi="Calibri" w:cs="Calibri"/>
+        <w:lastRenderedPageBreak/>
+        <w:t xml:space="preserve">integral, harmônica, pacífica e que melhor atenda aos interesses dos litigantes. 10. Uma das materializações expressas do dever de cooperação está no art. 805, parágrafo único, do CPC/15, a exigir do executado que alegue violação ao princípio da menor onerosidade a proposta de meio executivo menos gravoso e mais eficaz à satisfação do direito do exequente. 11. O juiz também tem atribuições ativas para a concretização da razoável duração do processo, a entrega do direito executado àquela parte cuja titularidade é reconhecida no título executivo e a garantia do devido processo legal para exequente e o executado, pois deve resolver de forma plena o conflito de interesses. 12. </w:t>
+      </w:r>
+      <w:r>
+        <w:rPr>
+          <w:rFonts w:ascii="Calibri" w:hAnsi="Calibri" w:cs="Calibri"/>
+          <w:b/>
           <w:sz w:val="20"/>
           <w:szCs w:val="20"/>
         </w:rPr>
-        <w:t xml:space="preserve">13. Não se deve confundir a natureza jurídica das medidas de coerção psicológica, que são apenas medidas executivas indiretas, com sanções civis de natureza material, essas sim capazes de ofender a garantia da patrimonialidade da execução por configurarem punições ao não pagamento da dívida. 14. </w:t>
-      </w:r>
-      <w:r>
-        <w:rPr>
-          <w:rFonts w:ascii="Calibri" w:hAnsi="Calibri" w:cs="Calibri"/>
-          <w:b/>
+        <w:t xml:space="preserve">Pode o magistrado, assim, em vista do princípio da atipicidade dos meios executivos, adotar medidas coercitivas indiretas para induzir o executado a, de forma voluntária, ainda que não espontânea, cumprir com o direito que lhe é exigido. </w:t>
+      </w:r>
+      <w:r>
+        <w:rPr>
+          <w:rFonts w:ascii="Calibri" w:hAnsi="Calibri" w:cs="Calibri"/>
           <w:sz w:val="20"/>
           <w:szCs w:val="20"/>
         </w:rPr>
-        <w:t>Como forma de resolução plena do conflito de interesses e do resguardo do devido processo legal, cabe ao juiz, antes de adotar medidas atípicas, oferecer a oportunidade de contraditório prévio ao executado, justificando, na sequência, se for o caso, a eleição da medida adotada de acordo com os princípios da proporcionalidade e da razoabilidade.</w:t>
-      </w:r>
-      <w:r>
-        <w:rPr>
-          <w:rFonts w:ascii="Calibri" w:hAnsi="Calibri" w:cs="Calibri"/>
+        <w:t xml:space="preserve">13. Não se deve confundir a natureza jurídica das medidas de coerção psicológica, que são apenas medidas executivas indiretas, com sanções civis de natureza material, essas sim capazes de ofender a garantia da patrimonialidade da execução por configurarem punições ao não pagamento da dívida. 14. </w:t>
+      </w:r>
+      <w:r>
+        <w:rPr>
+          <w:rFonts w:ascii="Calibri" w:hAnsi="Calibri" w:cs="Calibri"/>
+          <w:b/>
           <w:sz w:val="20"/>
           <w:szCs w:val="20"/>
         </w:rPr>
+        <w:t>Como forma de resolução plena do conflito de interesses e do resguardo do devido processo legal, cabe ao juiz, antes de adotar medidas atípicas, oferecer a oportunidade de contraditório prévio ao executado, justificando, na sequência, se for o caso, a eleição da medida adotada de acordo com os princípios da proporcionalidade e da razoabilidade.</w:t>
+      </w:r>
+      <w:r>
+        <w:rPr>
+          <w:rFonts w:ascii="Calibri" w:hAnsi="Calibri" w:cs="Calibri"/>
+          <w:sz w:val="20"/>
+          <w:szCs w:val="20"/>
+        </w:rPr>
         <w:t xml:space="preserve"> 15. Na hipótese em exame, embora ausente o contraditório prévio e a fundamentação para a adoção da medida impugnada, nem o impetrante nem o paciente cumpriram com o dever que lhes cabia de indicar meios executivos menos onerosos e mais eficazes para a satisfação do direito executado, atraindo, assim, a consequência prevista no art. 805, parágrafo único, do CPC/15, de manutenção da medida questionada, ressalvada alteração posterior. 16. Recurso em habeas corpus desprovido. (RHC 99.606/SP, Rel. Ministra NANCY ANDRIGHI, TERCEIRA TURMA, julgado em 13/11/2018, DJe 20/11/2018)</w:t>
       </w:r>
     </w:p>
@@ -762,7 +795,7 @@
       <w:r>
         <w:rPr>
           <w:rFonts w:ascii="Calibri" w:hAnsi="Calibri" w:cs="Calibri,Bold"/>
-          <w:b w:val="0"/>
+          <w:b/>
           <w:bCs/>
           <w:color w:val="000000"/>
           <w:sz w:val="24"/>
@@ -774,7 +807,7 @@
       <w:r>
         <w:rPr>
           <w:rFonts w:ascii="Calibri" w:hAnsi="Calibri" w:cs="Calibri,Bold"/>
-          <w:b w:val="0"/>
+          <w:b/>
           <w:bCs/>
           <w:color w:val="000000"/>
           <w:sz w:val="24"/>
@@ -785,7 +818,7 @@
       <w:r>
         <w:rPr>
           <w:rFonts w:ascii="Calibri" w:hAnsi="Calibri" w:cs="Calibri,Bold"/>
-          <w:b w:val="0"/>
+          <w:b/>
           <w:bCs/>
           <w:color w:val="000000"/>
           <w:sz w:val="24"/>
@@ -833,7 +866,7 @@
           <w:sz w:val="24"/>
           <w:szCs w:val="22"/>
         </w:rPr>
-        <w:t>5 de junho de 2026</w:t>
+        <w:t>22 de julho de 2026</w:t>
       </w:r>
       <w:r>
         <w:rPr>
@@ -919,6 +952,7 @@
           <w:szCs w:val="22"/>
           <w:highlight w:val="yellow"/>
         </w:rPr>
+        <w:lastRenderedPageBreak/>
         <w:t>(OAB do estado de tramitação do processo)</w:t>
       </w:r>
       <w:r>
@@ -1009,7 +1043,7 @@
         <w:sz w:val="20"/>
         <w:szCs w:val="20"/>
       </w:rPr>
-      <w:t>1</w:t>
+      <w:t>4</w:t>
     </w:r>
     <w:r>
       <w:rPr>
@@ -1058,7 +1092,7 @@
         <w:sz w:val="20"/>
         <w:szCs w:val="20"/>
       </w:rPr>
-      <w:t>1</w:t>
+      <w:t>4</w:t>
     </w:r>
     <w:r>
       <w:rPr>
